--- a/apps/desktop/public/mau-van-ban/rieng-to-trinh-thu-hoi.docx
+++ b/apps/desktop/public/mau-van-ban/rieng-to-trinh-thu-hoi.docx
@@ -957,6 +957,132 @@
         <w:ind w:firstLine="709" w:end="0"/>
         <w:jc w:val="both"/>
         <w:rPr>
+          <w:spacing w:val="2"/>
+          <w:sz w:val="28"/>
+          <w:szCs w:val="28"/>
+        </w:rPr>
+      </w:pPr>
+      <w:r>
+        <w:rPr>
+          <w:spacing w:val="2"/>
+          <w:sz w:val="28"/>
+          <w:szCs w:val="28"/>
+        </w:rPr>
+        <w:t xml:space="preserve">{#co_phap_ly}</w:t>
+      </w:r>
+    </w:p>
+    <w:p>
+      <w:pPr>
+        <w:pStyle w:val="Normal"/>
+        <w:spacing w:lineRule="auto" w:line="276" w:before="60" w:after="0"/>
+        <w:ind w:firstLine="709" w:end="0"/>
+        <w:jc w:val="both"/>
+        <w:rPr>
+          <w:spacing w:val="2"/>
+          <w:sz w:val="28"/>
+          <w:szCs w:val="28"/>
+        </w:rPr>
+      </w:pPr>
+      <w:r>
+        <w:rPr>
+          <w:spacing w:val="2"/>
+          <w:sz w:val="28"/>
+          <w:szCs w:val="28"/>
+        </w:rPr>
+        <w:t xml:space="preserve">* Phân theo tình trạng pháp lý nguồn gốc đất (theo hồ sơ thửa đất):</w:t>
+      </w:r>
+    </w:p>
+    <w:p>
+      <w:pPr>
+        <w:pStyle w:val="Normal"/>
+        <w:spacing w:lineRule="auto" w:line="276" w:before="60" w:after="0"/>
+        <w:ind w:firstLine="709" w:end="0"/>
+        <w:jc w:val="both"/>
+        <w:rPr>
+          <w:spacing w:val="2"/>
+          <w:sz w:val="28"/>
+          <w:szCs w:val="28"/>
+        </w:rPr>
+      </w:pPr>
+      <w:r>
+        <w:rPr>
+          <w:spacing w:val="2"/>
+          <w:sz w:val="28"/>
+          <w:szCs w:val="28"/>
+        </w:rPr>
+        <w:t xml:space="preserve">{#dt_theo_phap_ly}</w:t>
+      </w:r>
+    </w:p>
+    <w:p>
+      <w:pPr>
+        <w:pStyle w:val="Normal"/>
+        <w:spacing w:lineRule="auto" w:line="276" w:before="60" w:after="0"/>
+        <w:ind w:firstLine="709" w:end="0"/>
+        <w:jc w:val="both"/>
+        <w:rPr>
+          <w:spacing w:val="2"/>
+          <w:sz w:val="28"/>
+          <w:szCs w:val="28"/>
+        </w:rPr>
+      </w:pPr>
+      <w:r>
+        <w:rPr>
+          <w:spacing w:val="2"/>
+          <w:sz w:val="28"/>
+          <w:szCs w:val="28"/>
+        </w:rPr>
+        <w:t xml:space="preserve">+ {ten}: {so_thua} thửa, {dien_tich} m2.</w:t>
+      </w:r>
+    </w:p>
+    <w:p>
+      <w:pPr>
+        <w:pStyle w:val="Normal"/>
+        <w:spacing w:lineRule="auto" w:line="276" w:before="60" w:after="0"/>
+        <w:ind w:firstLine="709" w:end="0"/>
+        <w:jc w:val="both"/>
+        <w:rPr>
+          <w:spacing w:val="2"/>
+          <w:sz w:val="28"/>
+          <w:szCs w:val="28"/>
+        </w:rPr>
+      </w:pPr>
+      <w:r>
+        <w:rPr>
+          <w:spacing w:val="2"/>
+          <w:sz w:val="28"/>
+          <w:szCs w:val="28"/>
+        </w:rPr>
+        <w:t xml:space="preserve">{/dt_theo_phap_ly}</w:t>
+      </w:r>
+    </w:p>
+    <w:p>
+      <w:pPr>
+        <w:pStyle w:val="Normal"/>
+        <w:spacing w:lineRule="auto" w:line="276" w:before="60" w:after="0"/>
+        <w:ind w:firstLine="709" w:end="0"/>
+        <w:jc w:val="both"/>
+        <w:rPr>
+          <w:spacing w:val="2"/>
+          <w:sz w:val="28"/>
+          <w:szCs w:val="28"/>
+        </w:rPr>
+      </w:pPr>
+      <w:r>
+        <w:rPr>
+          <w:spacing w:val="2"/>
+          <w:sz w:val="28"/>
+          <w:szCs w:val="28"/>
+        </w:rPr>
+        <w:t xml:space="preserve">{/co_phap_ly}</w:t>
+      </w:r>
+    </w:p>
+    <w:p>
+      <w:pPr>
+        <w:pStyle w:val="Normal"/>
+        <w:spacing w:lineRule="auto" w:line="276" w:before="60" w:after="0"/>
+        <w:ind w:firstLine="709" w:end="0"/>
+        <w:jc w:val="both"/>
+        <w:rPr>
           <w:sz w:val="28"/>
           <w:szCs w:val="28"/>
         </w:rPr>

--- a/apps/desktop/public/mau-van-ban/rieng-to-trinh-thu-hoi.docx
+++ b/apps/desktop/public/mau-van-ban/rieng-to-trinh-thu-hoi.docx
@@ -221,7 +221,7 @@
                       <w:sz w:val="8"/>
                       <w:szCs w:val="28"/>
                       <w:vertAlign w:val="superscript"/>
-                      <w:lang w:val="en-US" w:eastAsia="en-US"/>
+                      <w:lang w:val="en-US" w:eastAsia="Times New Roman"/>
                     </w:rPr>
                   </w:pPr>
                   <w:r>
@@ -231,7 +231,7 @@
                       <w:sz w:val="8"/>
                       <w:szCs w:val="28"/>
                       <w:vertAlign w:val="superscript"/>
-                      <w:lang w:val="en-US" w:eastAsia="en-US"/>
+                      <w:lang w:val="en-US" w:eastAsia="Times New Roman"/>
                     </w:rPr>
                     <mc:AlternateContent>
                       <mc:Choice Requires="wps">
@@ -4245,10 +4245,10 @@
   <w:docDefaults>
     <w:rPrDefault>
       <w:rPr>
-        <w:rFonts w:ascii="Liberation Serif" w:hAnsi="Liberation Serif" w:eastAsia="WenQuanYi Zen Hei" w:cs="FreeSans"/>
+        <w:rFonts w:ascii="Times New Roman" w:hAnsi="Times New Roman" w:eastAsia="Times New Roman" w:cs="Times New Roman"/>
         <w:sz w:val="24"/>
         <w:szCs w:val="24"/>
-        <w:lang w:val="en-US" w:eastAsia="zh-CN" w:bidi="hi-IN"/>
+        <w:lang w:val="en-US" w:eastAsia="Times New Roman" w:bidi="hi-IN"/>
       </w:rPr>
     </w:rPrDefault>
     <w:pPrDefault>
@@ -4269,7 +4269,7 @@
       <w:color w:val="auto"/>
       <w:sz w:val="24"/>
       <w:szCs w:val="24"/>
-      <w:lang w:val="en-US" w:bidi="ar-SA" w:eastAsia="zh-CN"/>
+      <w:lang w:val="en-US" w:bidi="ar-SA" w:eastAsia="Times New Roman"/>
     </w:rPr>
   </w:style>
   <w:style w:type="paragraph" w:styleId="Heading1">
@@ -4288,7 +4288,7 @@
       <w:outlineLvl w:val="0"/>
     </w:pPr>
     <w:rPr>
-      <w:rFonts w:ascii=".VnTimeH;Courier New" w:hAnsi=".VnTimeH;Courier New" w:cs=".VnTimeH;Courier New"/>
+      <w:rFonts w:ascii="Times New Roman" w:hAnsi="Times New Roman" w:cs="Times New Roman"/>
       <w:b/>
       <w:sz w:val="36"/>
       <w:szCs w:val="20"/>
@@ -4310,7 +4310,7 @@
       <w:outlineLvl w:val="1"/>
     </w:pPr>
     <w:rPr>
-      <w:rFonts w:ascii=".VnTime;Courier New" w:hAnsi=".VnTime;Courier New" w:cs=".VnTime;Courier New"/>
+      <w:rFonts w:ascii="Times New Roman" w:hAnsi="Times New Roman" w:cs="Times New Roman"/>
       <w:b/>
       <w:sz w:val="28"/>
       <w:szCs w:val="20"/>
@@ -4356,7 +4356,7 @@
     <w:name w:val="WW8Num2z1"/>
     <w:qFormat/>
     <w:rPr>
-      <w:rFonts w:ascii="Courier New" w:hAnsi="Courier New" w:cs="Courier New"/>
+      <w:rFonts w:ascii="Times New Roman" w:hAnsi="Times New Roman" w:cs="Times New Roman"/>
     </w:rPr>
   </w:style>
   <w:style w:type="character" w:styleId="WW8Num2z2">
@@ -4384,7 +4384,7 @@
     <w:name w:val="WW8Num3z1"/>
     <w:qFormat/>
     <w:rPr>
-      <w:rFonts w:ascii="Courier New" w:hAnsi="Courier New" w:cs="Courier New"/>
+      <w:rFonts w:ascii="Times New Roman" w:hAnsi="Times New Roman" w:cs="Times New Roman"/>
     </w:rPr>
   </w:style>
   <w:style w:type="character" w:styleId="WW8Num3z2">
@@ -4412,7 +4412,7 @@
     <w:name w:val="WW8Num4z1"/>
     <w:qFormat/>
     <w:rPr>
-      <w:rFonts w:ascii="Courier New" w:hAnsi="Courier New" w:cs="Courier New"/>
+      <w:rFonts w:ascii="Times New Roman" w:hAnsi="Times New Roman" w:cs="Times New Roman"/>
     </w:rPr>
   </w:style>
   <w:style w:type="character" w:styleId="WW8Num4z2">
@@ -4447,7 +4447,7 @@
     <w:name w:val="WW8Num6z1"/>
     <w:qFormat/>
     <w:rPr>
-      <w:rFonts w:ascii="Courier New" w:hAnsi="Courier New" w:cs="Courier New"/>
+      <w:rFonts w:ascii="Times New Roman" w:hAnsi="Times New Roman" w:cs="Times New Roman"/>
     </w:rPr>
   </w:style>
   <w:style w:type="character" w:styleId="WW8Num6z2">
@@ -4475,7 +4475,7 @@
     <w:name w:val="WW8Num7z1"/>
     <w:qFormat/>
     <w:rPr>
-      <w:rFonts w:ascii="Courier New" w:hAnsi="Courier New" w:cs="Courier New"/>
+      <w:rFonts w:ascii="Times New Roman" w:hAnsi="Times New Roman" w:cs="Times New Roman"/>
     </w:rPr>
   </w:style>
   <w:style w:type="character" w:styleId="WW8Num7z2">
@@ -4510,7 +4510,7 @@
     <w:name w:val="WW8Num9z1"/>
     <w:qFormat/>
     <w:rPr>
-      <w:rFonts w:ascii="Courier New" w:hAnsi="Courier New" w:cs="Courier New"/>
+      <w:rFonts w:ascii="Times New Roman" w:hAnsi="Times New Roman" w:cs="Times New Roman"/>
     </w:rPr>
   </w:style>
   <w:style w:type="character" w:styleId="WW8Num9z2">
@@ -4545,7 +4545,7 @@
     <w:name w:val="WW8Num11z1"/>
     <w:qFormat/>
     <w:rPr>
-      <w:rFonts w:ascii="Courier New" w:hAnsi="Courier New" w:cs="Courier New"/>
+      <w:rFonts w:ascii="Times New Roman" w:hAnsi="Times New Roman" w:cs="Times New Roman"/>
     </w:rPr>
   </w:style>
   <w:style w:type="character" w:styleId="WW8Num11z2">
@@ -4583,7 +4583,7 @@
     <w:name w:val="Body Text Indent Char"/>
     <w:qFormat/>
     <w:rPr>
-      <w:rFonts w:ascii=".VnTime;Courier New" w:hAnsi=".VnTime;Courier New" w:cs=".VnTime;Courier New"/>
+      <w:rFonts w:ascii="Times New Roman" w:hAnsi="Times New Roman" w:cs="Times New Roman"/>
       <w:sz w:val="28"/>
       <w:lang w:val="en-US" w:bidi="ar-SA"/>
     </w:rPr>
@@ -4650,7 +4650,7 @@
     <w:name w:val="Body Text 2 Char"/>
     <w:qFormat/>
     <w:rPr>
-      <w:rFonts w:ascii=".VnTime;Courier New" w:hAnsi=".VnTime;Courier New" w:cs=".VnTime;Courier New"/>
+      <w:rFonts w:ascii="Times New Roman" w:hAnsi="Times New Roman" w:cs="Times New Roman"/>
       <w:sz w:val="28"/>
       <w:szCs w:val="24"/>
       <w:lang w:val="fr-FR"/>
@@ -4660,7 +4660,7 @@
     <w:name w:val="Balloon Text Char"/>
     <w:qFormat/>
     <w:rPr>
-      <w:rFonts w:ascii="Segoe UI" w:hAnsi="Segoe UI" w:cs="Segoe UI"/>
+      <w:rFonts w:ascii="Times New Roman" w:hAnsi="Times New Roman" w:cs="Times New Roman"/>
       <w:sz w:val="18"/>
       <w:szCs w:val="18"/>
     </w:rPr>
@@ -4684,7 +4684,7 @@
     <w:name w:val="Char Char2"/>
     <w:qFormat/>
     <w:rPr>
-      <w:rFonts w:ascii=".VnTime;Courier New" w:hAnsi=".VnTime;Courier New" w:cs=".VnTime;Courier New"/>
+      <w:rFonts w:ascii="Times New Roman" w:hAnsi="Times New Roman" w:cs="Times New Roman"/>
       <w:sz w:val="28"/>
       <w:lang w:val="en-US" w:bidi="ar-SA"/>
     </w:rPr>
@@ -4693,7 +4693,7 @@
     <w:name w:val="Heading 1 Char"/>
     <w:qFormat/>
     <w:rPr>
-      <w:rFonts w:ascii=".VnTimeH;Courier New" w:hAnsi=".VnTimeH;Courier New" w:cs=".VnTimeH;Courier New"/>
+      <w:rFonts w:ascii="Times New Roman" w:hAnsi="Times New Roman" w:cs="Times New Roman"/>
       <w:b/>
       <w:sz w:val="36"/>
     </w:rPr>
@@ -4718,7 +4718,7 @@
       <w:spacing w:before="240" w:after="120"/>
     </w:pPr>
     <w:rPr>
-      <w:rFonts w:ascii="Liberation Sans" w:hAnsi="Liberation Sans" w:eastAsia="WenQuanYi Zen Hei" w:cs="FreeSans"/>
+      <w:rFonts w:ascii="Times New Roman" w:hAnsi="Times New Roman" w:eastAsia="Times New Roman" w:cs="Times New Roman"/>
       <w:sz w:val="28"/>
       <w:szCs w:val="28"/>
     </w:rPr>
@@ -4739,7 +4739,7 @@
     <w:basedOn w:val="BodyText"/>
     <w:pPr/>
     <w:rPr>
-      <w:rFonts w:cs="FreeSans"/>
+      <w:rFonts w:cs="Times New Roman"/>
     </w:rPr>
   </w:style>
   <w:style w:type="paragraph" w:styleId="Caption">
@@ -4751,7 +4751,7 @@
       <w:spacing w:before="120" w:after="120"/>
     </w:pPr>
     <w:rPr>
-      <w:rFonts w:cs="FreeSans"/>
+      <w:rFonts w:cs="Times New Roman"/>
       <w:i/>
       <w:iCs/>
       <w:sz w:val="24"/>
@@ -4766,7 +4766,7 @@
       <w:suppressLineNumbers/>
     </w:pPr>
     <w:rPr>
-      <w:rFonts w:cs="FreeSans"/>
+      <w:rFonts w:cs="Times New Roman"/>
     </w:rPr>
   </w:style>
   <w:style w:type="paragraph" w:styleId="BodyText2">
@@ -4778,7 +4778,7 @@
       <w:jc w:val="both"/>
     </w:pPr>
     <w:rPr>
-      <w:rFonts w:ascii=".VnTime;Courier New" w:hAnsi=".VnTime;Courier New" w:cs=".VnTime;Courier New"/>
+      <w:rFonts w:ascii="Times New Roman" w:hAnsi="Times New Roman" w:cs="Times New Roman"/>
       <w:sz w:val="28"/>
       <w:lang w:val="fr-FR"/>
     </w:rPr>
@@ -4818,7 +4818,7 @@
       <w:jc w:val="both"/>
     </w:pPr>
     <w:rPr>
-      <w:rFonts w:ascii=".VnTime;Courier New" w:hAnsi=".VnTime;Courier New" w:cs=".VnTime;Courier New"/>
+      <w:rFonts w:ascii="Times New Roman" w:hAnsi="Times New Roman" w:cs="Times New Roman"/>
       <w:sz w:val="28"/>
       <w:szCs w:val="20"/>
     </w:rPr>
@@ -4843,7 +4843,7 @@
       <w:shd w:fill="000080" w:val="clear"/>
     </w:pPr>
     <w:rPr>
-      <w:rFonts w:ascii="Tahoma" w:hAnsi="Tahoma" w:cs="Tahoma"/>
+      <w:rFonts w:ascii="Times New Roman" w:hAnsi="Times New Roman" w:cs="Times New Roman"/>
       <w:sz w:val="20"/>
       <w:szCs w:val="20"/>
     </w:rPr>
@@ -4857,11 +4857,11 @@
       <w:jc w:val="both"/>
     </w:pPr>
     <w:rPr>
-      <w:rFonts w:eastAsia="SimSun;宋体" w:cs="Times New Roman"/>
+      <w:rFonts w:eastAsia="Times New Roman" w:cs="Times New Roman"/>
       <w:kern w:val="2"/>
       <w:sz w:val="24"/>
       <w:szCs w:val="24"/>
-      <w:lang w:eastAsia="zh-CN"/>
+      <w:lang w:eastAsia="Times New Roman"/>
     </w:rPr>
   </w:style>
   <w:style w:type="paragraph" w:styleId="Char">
@@ -4873,11 +4873,11 @@
       <w:jc w:val="both"/>
     </w:pPr>
     <w:rPr>
-      <w:rFonts w:eastAsia="SimSun;宋体" w:cs="Times New Roman"/>
+      <w:rFonts w:eastAsia="Times New Roman" w:cs="Times New Roman"/>
       <w:kern w:val="2"/>
       <w:sz w:val="24"/>
       <w:szCs w:val="24"/>
-      <w:lang w:eastAsia="zh-CN"/>
+      <w:lang w:eastAsia="Times New Roman"/>
     </w:rPr>
   </w:style>
   <w:style w:type="paragraph" w:styleId="NormalWeb">
@@ -4895,7 +4895,7 @@
     <w:qFormat/>
     <w:pPr/>
     <w:rPr>
-      <w:rFonts w:ascii="Segoe UI" w:hAnsi="Segoe UI" w:cs="Segoe UI"/>
+      <w:rFonts w:ascii="Times New Roman" w:hAnsi="Times New Roman" w:cs="Times New Roman"/>
       <w:sz w:val="18"/>
       <w:szCs w:val="18"/>
     </w:rPr>
@@ -7153,11 +7153,11 @@
       <w:jc w:val="both"/>
     </w:pPr>
     <w:rPr>
-      <w:rFonts w:eastAsia="SimSun;宋体" w:cs="Times New Roman"/>
+      <w:rFonts w:eastAsia="Times New Roman" w:cs="Times New Roman"/>
       <w:kern w:val="2"/>
       <w:sz w:val="24"/>
       <w:szCs w:val="24"/>
-      <w:lang w:eastAsia="zh-CN"/>
+      <w:lang w:eastAsia="Times New Roman"/>
     </w:rPr>
   </w:style>
   <w:style w:type="paragraph" w:styleId="Char1">
@@ -7168,7 +7168,7 @@
       <w:spacing w:lineRule="exact" w:line="240" w:before="0" w:after="160"/>
     </w:pPr>
     <w:rPr>
-      <w:rFonts w:ascii="Arial" w:hAnsi="Arial" w:cs="Arial"/>
+      <w:rFonts w:ascii="Times New Roman" w:hAnsi="Times New Roman" w:cs="Times New Roman"/>
       <w:sz w:val="22"/>
       <w:szCs w:val="22"/>
     </w:rPr>
